--- a/compare of graphs.docx
+++ b/compare of graphs.docx
@@ -23,7 +23,7 @@
                     <pic:cNvPicPr/>
                   </pic:nvPicPr>
                   <pic:blipFill>
-                    <a:blip r:embed="rId4"/>
+                    <a:blip r:embed="rId6"/>
                     <a:stretch>
                       <a:fillRect/>
                     </a:stretch>
@@ -78,7 +78,7 @@
                     <pic:cNvPicPr/>
                   </pic:nvPicPr>
                   <pic:blipFill>
-                    <a:blip r:embed="rId5"/>
+                    <a:blip r:embed="rId7"/>
                     <a:stretch>
                       <a:fillRect/>
                     </a:stretch>
@@ -608,102 +608,6 @@
                 <pic:pic xmlns:pic="http://schemas.openxmlformats.org/drawingml/2006/picture">
                   <pic:nvPicPr>
                     <pic:cNvPr id="360510898" name="图片 1" descr="电脑萤幕画面&#10;&#10;AI 生成的内容可能不正确。"/>
-                    <pic:cNvPicPr/>
-                  </pic:nvPicPr>
-                  <pic:blipFill>
-                    <a:blip r:embed="rId6"/>
-                    <a:stretch>
-                      <a:fillRect/>
-                    </a:stretch>
-                  </pic:blipFill>
-                  <pic:spPr>
-                    <a:xfrm>
-                      <a:off x="0" y="0"/>
-                      <a:ext cx="5274310" cy="2966720"/>
-                    </a:xfrm>
-                    <a:prstGeom prst="rect">
-                      <a:avLst/>
-                    </a:prstGeom>
-                  </pic:spPr>
-                </pic:pic>
-              </a:graphicData>
-            </a:graphic>
-          </wp:inline>
-        </w:drawing>
-      </w:r>
-    </w:p>
-    <w:p>
-      <w:r>
-        <w:rPr>
-          <w:noProof/>
-        </w:rPr>
-        <w:drawing>
-          <wp:inline distT="0" distB="0" distL="0" distR="0" wp14:anchorId="6105BBEB" wp14:editId="191BF161">
-            <wp:extent cx="5274310" cy="2966720"/>
-            <wp:effectExtent l="0" t="0" r="2540" b="5080"/>
-            <wp:docPr id="524771397" name="图片 1" descr="电脑萤幕的截图&#10;&#10;AI 生成的内容可能不正确。"/>
-            <wp:cNvGraphicFramePr>
-              <a:graphicFrameLocks xmlns:a="http://schemas.openxmlformats.org/drawingml/2006/main" noChangeAspect="1"/>
-            </wp:cNvGraphicFramePr>
-            <a:graphic xmlns:a="http://schemas.openxmlformats.org/drawingml/2006/main">
-              <a:graphicData uri="http://schemas.openxmlformats.org/drawingml/2006/picture">
-                <pic:pic xmlns:pic="http://schemas.openxmlformats.org/drawingml/2006/picture">
-                  <pic:nvPicPr>
-                    <pic:cNvPr id="524771397" name="图片 1" descr="电脑萤幕的截图&#10;&#10;AI 生成的内容可能不正确。"/>
-                    <pic:cNvPicPr/>
-                  </pic:nvPicPr>
-                  <pic:blipFill>
-                    <a:blip r:embed="rId7"/>
-                    <a:stretch>
-                      <a:fillRect/>
-                    </a:stretch>
-                  </pic:blipFill>
-                  <pic:spPr>
-                    <a:xfrm>
-                      <a:off x="0" y="0"/>
-                      <a:ext cx="5274310" cy="2966720"/>
-                    </a:xfrm>
-                    <a:prstGeom prst="rect">
-                      <a:avLst/>
-                    </a:prstGeom>
-                  </pic:spPr>
-                </pic:pic>
-              </a:graphicData>
-            </a:graphic>
-          </wp:inline>
-        </w:drawing>
-      </w:r>
-    </w:p>
-    <w:p>
-      <w:r>
-        <w:t>T</w:t>
-      </w:r>
-      <w:r>
-        <w:rPr>
-          <w:rFonts w:hint="eastAsia"/>
-        </w:rPr>
-        <w:t>his is the final version of code</w:t>
-      </w:r>
-    </w:p>
-    <w:p>
-      <w:r>
-        <w:rPr>
-          <w:noProof/>
-        </w:rPr>
-        <w:lastRenderedPageBreak/>
-        <w:drawing>
-          <wp:inline distT="0" distB="0" distL="0" distR="0" wp14:anchorId="7618511A" wp14:editId="713BE4DD">
-            <wp:extent cx="5274310" cy="2966720"/>
-            <wp:effectExtent l="0" t="0" r="2540" b="5080"/>
-            <wp:docPr id="1654461582" name="图片 1" descr="电脑屏幕截图&#10;&#10;AI 生成的内容可能不正确。"/>
-            <wp:cNvGraphicFramePr>
-              <a:graphicFrameLocks xmlns:a="http://schemas.openxmlformats.org/drawingml/2006/main" noChangeAspect="1"/>
-            </wp:cNvGraphicFramePr>
-            <a:graphic xmlns:a="http://schemas.openxmlformats.org/drawingml/2006/main">
-              <a:graphicData uri="http://schemas.openxmlformats.org/drawingml/2006/picture">
-                <pic:pic xmlns:pic="http://schemas.openxmlformats.org/drawingml/2006/picture">
-                  <pic:nvPicPr>
-                    <pic:cNvPr id="1654461582" name="图片 1" descr="电脑屏幕截图&#10;&#10;AI 生成的内容可能不正确。"/>
                     <pic:cNvPicPr/>
                   </pic:nvPicPr>
                   <pic:blipFill>
@@ -730,6 +634,102 @@
     </w:p>
     <w:p>
       <w:r>
+        <w:rPr>
+          <w:noProof/>
+        </w:rPr>
+        <w:drawing>
+          <wp:inline distT="0" distB="0" distL="0" distR="0" wp14:anchorId="6105BBEB" wp14:editId="191BF161">
+            <wp:extent cx="5274310" cy="2966720"/>
+            <wp:effectExtent l="0" t="0" r="2540" b="5080"/>
+            <wp:docPr id="524771397" name="图片 1" descr="电脑萤幕的截图&#10;&#10;AI 生成的内容可能不正确。"/>
+            <wp:cNvGraphicFramePr>
+              <a:graphicFrameLocks xmlns:a="http://schemas.openxmlformats.org/drawingml/2006/main" noChangeAspect="1"/>
+            </wp:cNvGraphicFramePr>
+            <a:graphic xmlns:a="http://schemas.openxmlformats.org/drawingml/2006/main">
+              <a:graphicData uri="http://schemas.openxmlformats.org/drawingml/2006/picture">
+                <pic:pic xmlns:pic="http://schemas.openxmlformats.org/drawingml/2006/picture">
+                  <pic:nvPicPr>
+                    <pic:cNvPr id="524771397" name="图片 1" descr="电脑萤幕的截图&#10;&#10;AI 生成的内容可能不正确。"/>
+                    <pic:cNvPicPr/>
+                  </pic:nvPicPr>
+                  <pic:blipFill>
+                    <a:blip r:embed="rId9"/>
+                    <a:stretch>
+                      <a:fillRect/>
+                    </a:stretch>
+                  </pic:blipFill>
+                  <pic:spPr>
+                    <a:xfrm>
+                      <a:off x="0" y="0"/>
+                      <a:ext cx="5274310" cy="2966720"/>
+                    </a:xfrm>
+                    <a:prstGeom prst="rect">
+                      <a:avLst/>
+                    </a:prstGeom>
+                  </pic:spPr>
+                </pic:pic>
+              </a:graphicData>
+            </a:graphic>
+          </wp:inline>
+        </w:drawing>
+      </w:r>
+    </w:p>
+    <w:p>
+      <w:r>
+        <w:t>T</w:t>
+      </w:r>
+      <w:r>
+        <w:rPr>
+          <w:rFonts w:hint="eastAsia"/>
+        </w:rPr>
+        <w:t>his is the final version of code</w:t>
+      </w:r>
+    </w:p>
+    <w:p>
+      <w:r>
+        <w:rPr>
+          <w:noProof/>
+        </w:rPr>
+        <w:lastRenderedPageBreak/>
+        <w:drawing>
+          <wp:inline distT="0" distB="0" distL="0" distR="0" wp14:anchorId="7618511A" wp14:editId="713BE4DD">
+            <wp:extent cx="5274310" cy="2966720"/>
+            <wp:effectExtent l="0" t="0" r="2540" b="5080"/>
+            <wp:docPr id="1654461582" name="图片 1" descr="电脑屏幕截图&#10;&#10;AI 生成的内容可能不正确。"/>
+            <wp:cNvGraphicFramePr>
+              <a:graphicFrameLocks xmlns:a="http://schemas.openxmlformats.org/drawingml/2006/main" noChangeAspect="1"/>
+            </wp:cNvGraphicFramePr>
+            <a:graphic xmlns:a="http://schemas.openxmlformats.org/drawingml/2006/main">
+              <a:graphicData uri="http://schemas.openxmlformats.org/drawingml/2006/picture">
+                <pic:pic xmlns:pic="http://schemas.openxmlformats.org/drawingml/2006/picture">
+                  <pic:nvPicPr>
+                    <pic:cNvPr id="1654461582" name="图片 1" descr="电脑屏幕截图&#10;&#10;AI 生成的内容可能不正确。"/>
+                    <pic:cNvPicPr/>
+                  </pic:nvPicPr>
+                  <pic:blipFill>
+                    <a:blip r:embed="rId10"/>
+                    <a:stretch>
+                      <a:fillRect/>
+                    </a:stretch>
+                  </pic:blipFill>
+                  <pic:spPr>
+                    <a:xfrm>
+                      <a:off x="0" y="0"/>
+                      <a:ext cx="5274310" cy="2966720"/>
+                    </a:xfrm>
+                    <a:prstGeom prst="rect">
+                      <a:avLst/>
+                    </a:prstGeom>
+                  </pic:spPr>
+                </pic:pic>
+              </a:graphicData>
+            </a:graphic>
+          </wp:inline>
+        </w:drawing>
+      </w:r>
+    </w:p>
+    <w:p>
+      <w:r>
         <w:t>N</w:t>
       </w:r>
       <w:r>
@@ -741,11 +741,6 @@
     </w:p>
     <w:p/>
     <w:p>
-      <w:pPr>
-        <w:rPr>
-          <w:rFonts w:hint="eastAsia"/>
-        </w:rPr>
-      </w:pPr>
       <w:r>
         <w:rPr>
           <w:rFonts w:hint="eastAsia"/>
@@ -771,116 +766,6 @@
                 <pic:pic xmlns:pic="http://schemas.openxmlformats.org/drawingml/2006/picture">
                   <pic:nvPicPr>
                     <pic:cNvPr id="2047631984" name=""/>
-                    <pic:cNvPicPr/>
-                  </pic:nvPicPr>
-                  <pic:blipFill>
-                    <a:blip r:embed="rId9"/>
-                    <a:stretch>
-                      <a:fillRect/>
-                    </a:stretch>
-                  </pic:blipFill>
-                  <pic:spPr>
-                    <a:xfrm>
-                      <a:off x="0" y="0"/>
-                      <a:ext cx="5003174" cy="3606349"/>
-                    </a:xfrm>
-                    <a:prstGeom prst="rect">
-                      <a:avLst/>
-                    </a:prstGeom>
-                  </pic:spPr>
-                </pic:pic>
-              </a:graphicData>
-            </a:graphic>
-          </wp:inline>
-        </w:drawing>
-      </w:r>
-    </w:p>
-    <w:p>
-      <w:r>
-        <w:rPr>
-          <w:rFonts w:hint="eastAsia"/>
-        </w:rPr>
-        <w:t>T discretisation 60</w:t>
-      </w:r>
-    </w:p>
-    <w:p/>
-    <w:p/>
-    <w:p/>
-    <w:p>
-      <w:r>
-        <w:rPr>
-          <w:noProof/>
-        </w:rPr>
-        <w:drawing>
-          <wp:inline distT="0" distB="0" distL="0" distR="0" wp14:anchorId="2575B9B0" wp14:editId="30616736">
-            <wp:extent cx="5003174" cy="3606349"/>
-            <wp:effectExtent l="0" t="0" r="6985" b="0"/>
-            <wp:docPr id="380977814" name="图片 1"/>
-            <wp:cNvGraphicFramePr>
-              <a:graphicFrameLocks xmlns:a="http://schemas.openxmlformats.org/drawingml/2006/main" noChangeAspect="1"/>
-            </wp:cNvGraphicFramePr>
-            <a:graphic xmlns:a="http://schemas.openxmlformats.org/drawingml/2006/main">
-              <a:graphicData uri="http://schemas.openxmlformats.org/drawingml/2006/picture">
-                <pic:pic xmlns:pic="http://schemas.openxmlformats.org/drawingml/2006/picture">
-                  <pic:nvPicPr>
-                    <pic:cNvPr id="380977814" name=""/>
-                    <pic:cNvPicPr/>
-                  </pic:nvPicPr>
-                  <pic:blipFill>
-                    <a:blip r:embed="rId10"/>
-                    <a:stretch>
-                      <a:fillRect/>
-                    </a:stretch>
-                  </pic:blipFill>
-                  <pic:spPr>
-                    <a:xfrm>
-                      <a:off x="0" y="0"/>
-                      <a:ext cx="5003174" cy="3606349"/>
-                    </a:xfrm>
-                    <a:prstGeom prst="rect">
-                      <a:avLst/>
-                    </a:prstGeom>
-                  </pic:spPr>
-                </pic:pic>
-              </a:graphicData>
-            </a:graphic>
-          </wp:inline>
-        </w:drawing>
-      </w:r>
-    </w:p>
-    <w:p>
-      <w:r>
-        <w:rPr>
-          <w:rFonts w:hint="eastAsia"/>
-        </w:rPr>
-        <w:t xml:space="preserve">T discretisation 60(maybe overrun a bit of data) </w:t>
-      </w:r>
-    </w:p>
-    <w:p>
-      <w:pPr>
-        <w:rPr>
-          <w:rFonts w:hint="eastAsia"/>
-        </w:rPr>
-      </w:pPr>
-    </w:p>
-    <w:p>
-      <w:r>
-        <w:rPr>
-          <w:noProof/>
-        </w:rPr>
-        <w:drawing>
-          <wp:inline distT="0" distB="0" distL="0" distR="0" wp14:anchorId="77B2611F" wp14:editId="1144ECCF">
-            <wp:extent cx="5003174" cy="3606349"/>
-            <wp:effectExtent l="0" t="0" r="6985" b="0"/>
-            <wp:docPr id="1355150687" name="图片 1"/>
-            <wp:cNvGraphicFramePr>
-              <a:graphicFrameLocks xmlns:a="http://schemas.openxmlformats.org/drawingml/2006/main" noChangeAspect="1"/>
-            </wp:cNvGraphicFramePr>
-            <a:graphic xmlns:a="http://schemas.openxmlformats.org/drawingml/2006/main">
-              <a:graphicData uri="http://schemas.openxmlformats.org/drawingml/2006/picture">
-                <pic:pic xmlns:pic="http://schemas.openxmlformats.org/drawingml/2006/picture">
-                  <pic:nvPicPr>
-                    <pic:cNvPr id="1355150687" name=""/>
                     <pic:cNvPicPr/>
                   </pic:nvPicPr>
                   <pic:blipFill>
@@ -910,96 +795,22 @@
         <w:rPr>
           <w:rFonts w:hint="eastAsia"/>
         </w:rPr>
-        <w:t>T discretisation 50</w:t>
-      </w:r>
-    </w:p>
-    <w:p>
-      <w:pPr>
-        <w:rPr>
-          <w:rFonts w:hint="eastAsia"/>
-        </w:rPr>
-      </w:pPr>
-    </w:p>
-    <w:p>
-      <w:pPr>
-        <w:rPr>
-          <w:rFonts w:hint="eastAsia"/>
-        </w:rPr>
-      </w:pPr>
-      <w:r>
-        <w:t>peak (3.1270024120555564, 0.211094990100902)</w:t>
-      </w:r>
-      <w:r>
-        <w:rPr>
-          <w:rFonts w:hint="eastAsia"/>
-        </w:rPr>
-        <w:t xml:space="preserve"> </w:t>
-      </w:r>
-      <w:r>
-        <w:t>–</w:t>
-      </w:r>
-      <w:r>
-        <w:rPr>
-          <w:rFonts w:hint="eastAsia"/>
-        </w:rPr>
-        <w:t xml:space="preserve"> which is even smaller than the case with smaller time discretisation (T= 50)??</w:t>
-      </w:r>
-    </w:p>
-    <w:p>
-      <w:r>
-        <w:t xml:space="preserve">peak for </w:t>
-      </w:r>
-      <w:r>
-        <w:rPr>
-          <w:rFonts w:hint="eastAsia"/>
-        </w:rPr>
-        <w:t xml:space="preserve">Rho </w:t>
-      </w:r>
-      <w:r>
-        <w:t>difference (3.1270024120555564, 0.21100758259915325)</w:t>
-      </w:r>
-    </w:p>
-    <w:p>
-      <w:r>
-        <w:rPr>
-          <w:rFonts w:hint="eastAsia"/>
-        </w:rPr>
-        <w:t xml:space="preserve">Q: why by abstracting </w:t>
-      </w:r>
-      <w:proofErr w:type="spellStart"/>
-      <w:r>
-        <w:rPr>
-          <w:rFonts w:hint="eastAsia"/>
-        </w:rPr>
-        <w:t>Rho_no_vor</w:t>
-      </w:r>
-      <w:proofErr w:type="spellEnd"/>
-      <w:r>
-        <w:rPr>
-          <w:rFonts w:hint="eastAsia"/>
-        </w:rPr>
-        <w:t>, the peak doesn</w:t>
-      </w:r>
-      <w:r>
-        <w:t>’</w:t>
-      </w:r>
-      <w:r>
-        <w:rPr>
-          <w:rFonts w:hint="eastAsia"/>
-        </w:rPr>
-        <w:t>t move a bit?</w:t>
-      </w:r>
-    </w:p>
+        <w:t>T discretisation 60</w:t>
+      </w:r>
+    </w:p>
+    <w:p/>
+    <w:p/>
+    <w:p/>
     <w:p>
       <w:r>
         <w:rPr>
           <w:noProof/>
         </w:rPr>
         <w:drawing>
-          <wp:inline distT="0" distB="0" distL="0" distR="0" wp14:anchorId="7B392F4E" wp14:editId="5BD8AB69">
+          <wp:inline distT="0" distB="0" distL="0" distR="0" wp14:anchorId="2575B9B0" wp14:editId="30616736">
             <wp:extent cx="5003174" cy="3606349"/>
             <wp:effectExtent l="0" t="0" r="6985" b="0"/>
-            <wp:docPr id="47854554" name="图片 1"/>
+            <wp:docPr id="380977814" name="图片 1"/>
             <wp:cNvGraphicFramePr>
               <a:graphicFrameLocks xmlns:a="http://schemas.openxmlformats.org/drawingml/2006/main" noChangeAspect="1"/>
             </wp:cNvGraphicFramePr>
@@ -1007,7 +818,7 @@
               <a:graphicData uri="http://schemas.openxmlformats.org/drawingml/2006/picture">
                 <pic:pic xmlns:pic="http://schemas.openxmlformats.org/drawingml/2006/picture">
                   <pic:nvPicPr>
-                    <pic:cNvPr id="47854554" name=""/>
+                    <pic:cNvPr id="380977814" name=""/>
                     <pic:cNvPicPr/>
                   </pic:nvPicPr>
                   <pic:blipFill>
@@ -1033,48 +844,541 @@
       </w:r>
     </w:p>
     <w:p>
+      <w:r>
+        <w:rPr>
+          <w:rFonts w:hint="eastAsia"/>
+        </w:rPr>
+        <w:t xml:space="preserve">T discretisation 60(maybe overrun a bit of data) </w:t>
+      </w:r>
+    </w:p>
+    <w:p/>
+    <w:p>
+      <w:r>
+        <w:rPr>
+          <w:noProof/>
+        </w:rPr>
+        <w:drawing>
+          <wp:inline distT="0" distB="0" distL="0" distR="0" wp14:anchorId="77B2611F" wp14:editId="1144ECCF">
+            <wp:extent cx="5003174" cy="3606349"/>
+            <wp:effectExtent l="0" t="0" r="6985" b="0"/>
+            <wp:docPr id="1355150687" name="图片 1"/>
+            <wp:cNvGraphicFramePr>
+              <a:graphicFrameLocks xmlns:a="http://schemas.openxmlformats.org/drawingml/2006/main" noChangeAspect="1"/>
+            </wp:cNvGraphicFramePr>
+            <a:graphic xmlns:a="http://schemas.openxmlformats.org/drawingml/2006/main">
+              <a:graphicData uri="http://schemas.openxmlformats.org/drawingml/2006/picture">
+                <pic:pic xmlns:pic="http://schemas.openxmlformats.org/drawingml/2006/picture">
+                  <pic:nvPicPr>
+                    <pic:cNvPr id="1355150687" name=""/>
+                    <pic:cNvPicPr/>
+                  </pic:nvPicPr>
+                  <pic:blipFill>
+                    <a:blip r:embed="rId13"/>
+                    <a:stretch>
+                      <a:fillRect/>
+                    </a:stretch>
+                  </pic:blipFill>
+                  <pic:spPr>
+                    <a:xfrm>
+                      <a:off x="0" y="0"/>
+                      <a:ext cx="5003174" cy="3606349"/>
+                    </a:xfrm>
+                    <a:prstGeom prst="rect">
+                      <a:avLst/>
+                    </a:prstGeom>
+                  </pic:spPr>
+                </pic:pic>
+              </a:graphicData>
+            </a:graphic>
+          </wp:inline>
+        </w:drawing>
+      </w:r>
+    </w:p>
+    <w:p>
+      <w:r>
+        <w:rPr>
+          <w:rFonts w:hint="eastAsia"/>
+        </w:rPr>
+        <w:t>T discretisation 50</w:t>
+      </w:r>
+    </w:p>
+    <w:p/>
+    <w:p>
+      <w:r>
+        <w:t>peak (3.1270024120555564, 0.211094990100902)</w:t>
+      </w:r>
+      <w:r>
+        <w:rPr>
+          <w:rFonts w:hint="eastAsia"/>
+        </w:rPr>
+        <w:t xml:space="preserve"> </w:t>
+      </w:r>
+      <w:r>
+        <w:t>–</w:t>
+      </w:r>
+      <w:r>
+        <w:rPr>
+          <w:rFonts w:hint="eastAsia"/>
+        </w:rPr>
+        <w:t xml:space="preserve"> which is even smaller than the case with smaller time discretisation (T= 50)??</w:t>
+      </w:r>
+    </w:p>
+    <w:p>
+      <w:r>
+        <w:t xml:space="preserve">peak for </w:t>
+      </w:r>
+      <w:r>
+        <w:rPr>
+          <w:rFonts w:hint="eastAsia"/>
+        </w:rPr>
+        <w:t xml:space="preserve">Rho </w:t>
+      </w:r>
+      <w:r>
+        <w:t>difference (3.1270024120555564, 0.21100758259915325)</w:t>
+      </w:r>
+    </w:p>
+    <w:p>
+      <w:r>
+        <w:rPr>
+          <w:rFonts w:hint="eastAsia"/>
+        </w:rPr>
+        <w:t xml:space="preserve">Q: why by abstracting </w:t>
+      </w:r>
+      <w:proofErr w:type="spellStart"/>
+      <w:r>
+        <w:rPr>
+          <w:rFonts w:hint="eastAsia"/>
+        </w:rPr>
+        <w:t>Rho_no_vor</w:t>
+      </w:r>
+      <w:proofErr w:type="spellEnd"/>
+      <w:r>
+        <w:rPr>
+          <w:rFonts w:hint="eastAsia"/>
+        </w:rPr>
+        <w:t>, the peak doesn</w:t>
+      </w:r>
+      <w:r>
+        <w:t>’</w:t>
+      </w:r>
+      <w:r>
+        <w:rPr>
+          <w:rFonts w:hint="eastAsia"/>
+        </w:rPr>
+        <w:t>t move a bit?</w:t>
+      </w:r>
+    </w:p>
+    <w:p>
+      <w:r>
+        <w:rPr>
+          <w:noProof/>
+        </w:rPr>
+        <w:drawing>
+          <wp:inline distT="0" distB="0" distL="0" distR="0" wp14:anchorId="7B392F4E" wp14:editId="5BD8AB69">
+            <wp:extent cx="5003174" cy="3606349"/>
+            <wp:effectExtent l="0" t="0" r="6985" b="0"/>
+            <wp:docPr id="47854554" name="图片 1"/>
+            <wp:cNvGraphicFramePr>
+              <a:graphicFrameLocks xmlns:a="http://schemas.openxmlformats.org/drawingml/2006/main" noChangeAspect="1"/>
+            </wp:cNvGraphicFramePr>
+            <a:graphic xmlns:a="http://schemas.openxmlformats.org/drawingml/2006/main">
+              <a:graphicData uri="http://schemas.openxmlformats.org/drawingml/2006/picture">
+                <pic:pic xmlns:pic="http://schemas.openxmlformats.org/drawingml/2006/picture">
+                  <pic:nvPicPr>
+                    <pic:cNvPr id="47854554" name=""/>
+                    <pic:cNvPicPr/>
+                  </pic:nvPicPr>
+                  <pic:blipFill>
+                    <a:blip r:embed="rId14"/>
+                    <a:stretch>
+                      <a:fillRect/>
+                    </a:stretch>
+                  </pic:blipFill>
+                  <pic:spPr>
+                    <a:xfrm>
+                      <a:off x="0" y="0"/>
+                      <a:ext cx="5003174" cy="3606349"/>
+                    </a:xfrm>
+                    <a:prstGeom prst="rect">
+                      <a:avLst/>
+                    </a:prstGeom>
+                  </pic:spPr>
+                </pic:pic>
+              </a:graphicData>
+            </a:graphic>
+          </wp:inline>
+        </w:drawing>
+      </w:r>
+    </w:p>
+    <w:p>
+      <w:r>
+        <w:rPr>
+          <w:rFonts w:hint="eastAsia"/>
+        </w:rPr>
+        <w:t xml:space="preserve">Peak identified for </w:t>
+      </w:r>
+      <w:r>
+        <w:t>‘</w:t>
+      </w:r>
+      <w:r>
+        <w:rPr>
+          <w:rFonts w:hint="eastAsia"/>
+        </w:rPr>
+        <w:t>with time vortex</w:t>
+      </w:r>
+      <w:r>
+        <w:t>’</w:t>
+      </w:r>
+      <w:r>
+        <w:rPr>
+          <w:rFonts w:hint="eastAsia"/>
+        </w:rPr>
+        <w:t xml:space="preserve"> </w:t>
+      </w:r>
+      <w:proofErr w:type="spellStart"/>
+      <w:r>
+        <w:rPr>
+          <w:rFonts w:hint="eastAsia"/>
+        </w:rPr>
+        <w:t>T_dis</w:t>
+      </w:r>
+      <w:proofErr w:type="spellEnd"/>
+      <w:r>
+        <w:rPr>
+          <w:rFonts w:hint="eastAsia"/>
+        </w:rPr>
+        <w:t xml:space="preserve"> = 60</w:t>
+      </w:r>
+    </w:p>
+    <w:p/>
+    <w:p>
+      <w:r>
+        <w:rPr>
+          <w:noProof/>
+        </w:rPr>
+        <mc:AlternateContent>
+          <mc:Choice Requires="wps">
+            <w:drawing>
+              <wp:inline distT="0" distB="0" distL="0" distR="0" wp14:anchorId="6C4460DF" wp14:editId="0FD01D6A">
+                <wp:extent cx="304800" cy="304800"/>
+                <wp:effectExtent l="0" t="0" r="0" b="0"/>
+                <wp:docPr id="885556190" name="矩形 2" descr="图像预览"/>
+                <wp:cNvGraphicFramePr>
+                  <a:graphicFrameLocks xmlns:a="http://schemas.openxmlformats.org/drawingml/2006/main" noChangeAspect="1"/>
+                </wp:cNvGraphicFramePr>
+                <a:graphic xmlns:a="http://schemas.openxmlformats.org/drawingml/2006/main">
+                  <a:graphicData uri="http://schemas.microsoft.com/office/word/2010/wordprocessingShape">
+                    <wps:wsp>
+                      <wps:cNvSpPr>
+                        <a:spLocks noChangeAspect="1" noChangeArrowheads="1"/>
+                      </wps:cNvSpPr>
+                      <wps:spPr bwMode="auto">
+                        <a:xfrm>
+                          <a:off x="0" y="0"/>
+                          <a:ext cx="304800" cy="304800"/>
+                        </a:xfrm>
+                        <a:prstGeom prst="rect">
+                          <a:avLst/>
+                        </a:prstGeom>
+                        <a:noFill/>
+                        <a:ln>
+                          <a:noFill/>
+                        </a:ln>
+                        <a:extLst>
+                          <a:ext uri="{909E8E84-426E-40DD-AFC4-6F175D3DCCD1}">
+                            <a14:hiddenFill xmlns:a14="http://schemas.microsoft.com/office/drawing/2010/main">
+                              <a:solidFill>
+                                <a:srgbClr val="FFFFFF"/>
+                              </a:solidFill>
+                            </a14:hiddenFill>
+                          </a:ext>
+                          <a:ext uri="{91240B29-F687-4F45-9708-019B960494DF}">
+                            <a14:hiddenLine xmlns:a14="http://schemas.microsoft.com/office/drawing/2010/main" w="9525">
+                              <a:solidFill>
+                                <a:srgbClr val="000000"/>
+                              </a:solidFill>
+                              <a:miter lim="800000"/>
+                              <a:headEnd/>
+                              <a:tailEnd/>
+                            </a14:hiddenLine>
+                          </a:ext>
+                        </a:extLst>
+                      </wps:spPr>
+                      <wps:bodyPr rot="0" vert="horz" wrap="square" lIns="91440" tIns="45720" rIns="91440" bIns="45720" anchor="t" anchorCtr="0" upright="1">
+                        <a:noAutofit/>
+                      </wps:bodyPr>
+                    </wps:wsp>
+                  </a:graphicData>
+                </a:graphic>
+              </wp:inline>
+            </w:drawing>
+          </mc:Choice>
+          <mc:Fallback>
+            <w:pict>
+              <v:rect w14:anchorId="78BABAC9" id="矩形 2" o:spid="_x0000_s1026" alt="图像预览" style="width:24pt;height:24pt;visibility:visible;mso-wrap-style:square;mso-left-percent:-10001;mso-top-percent:-10001;mso-position-horizontal:absolute;mso-position-horizontal-relative:char;mso-position-vertical:absolute;mso-position-vertical-relative:line;mso-left-percent:-10001;mso-top-percent:-10001;v-text-anchor:top" o:gfxdata="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" filled="f" stroked="f">
+                <o:lock v:ext="edit" aspectratio="t"/>
+                <w10:anchorlock/>
+              </v:rect>
+            </w:pict>
+          </mc:Fallback>
+        </mc:AlternateContent>
+      </w:r>
+    </w:p>
+    <w:p/>
+    <w:p>
+      <w:r>
+        <w:rPr>
+          <w:noProof/>
+        </w:rPr>
+        <mc:AlternateContent>
+          <mc:Choice Requires="wps">
+            <w:drawing>
+              <wp:inline distT="0" distB="0" distL="0" distR="0" wp14:anchorId="7A151545" wp14:editId="7109A921">
+                <wp:extent cx="304800" cy="304800"/>
+                <wp:effectExtent l="0" t="0" r="0" b="0"/>
+                <wp:docPr id="398822656" name="矩形 3" descr="图像预览"/>
+                <wp:cNvGraphicFramePr>
+                  <a:graphicFrameLocks xmlns:a="http://schemas.openxmlformats.org/drawingml/2006/main" noChangeAspect="1"/>
+                </wp:cNvGraphicFramePr>
+                <a:graphic xmlns:a="http://schemas.openxmlformats.org/drawingml/2006/main">
+                  <a:graphicData uri="http://schemas.microsoft.com/office/word/2010/wordprocessingShape">
+                    <wps:wsp>
+                      <wps:cNvSpPr>
+                        <a:spLocks noChangeAspect="1" noChangeArrowheads="1"/>
+                      </wps:cNvSpPr>
+                      <wps:spPr bwMode="auto">
+                        <a:xfrm>
+                          <a:off x="0" y="0"/>
+                          <a:ext cx="304800" cy="304800"/>
+                        </a:xfrm>
+                        <a:prstGeom prst="rect">
+                          <a:avLst/>
+                        </a:prstGeom>
+                        <a:noFill/>
+                        <a:ln>
+                          <a:noFill/>
+                        </a:ln>
+                        <a:extLst>
+                          <a:ext uri="{909E8E84-426E-40DD-AFC4-6F175D3DCCD1}">
+                            <a14:hiddenFill xmlns:a14="http://schemas.microsoft.com/office/drawing/2010/main">
+                              <a:solidFill>
+                                <a:srgbClr val="FFFFFF"/>
+                              </a:solidFill>
+                            </a14:hiddenFill>
+                          </a:ext>
+                          <a:ext uri="{91240B29-F687-4F45-9708-019B960494DF}">
+                            <a14:hiddenLine xmlns:a14="http://schemas.microsoft.com/office/drawing/2010/main" w="9525">
+                              <a:solidFill>
+                                <a:srgbClr val="000000"/>
+                              </a:solidFill>
+                              <a:miter lim="800000"/>
+                              <a:headEnd/>
+                              <a:tailEnd/>
+                            </a14:hiddenLine>
+                          </a:ext>
+                        </a:extLst>
+                      </wps:spPr>
+                      <wps:bodyPr rot="0" vert="horz" wrap="square" lIns="91440" tIns="45720" rIns="91440" bIns="45720" anchor="t" anchorCtr="0" upright="1">
+                        <a:noAutofit/>
+                      </wps:bodyPr>
+                    </wps:wsp>
+                  </a:graphicData>
+                </a:graphic>
+              </wp:inline>
+            </w:drawing>
+          </mc:Choice>
+          <mc:Fallback>
+            <w:pict>
+              <v:rect w14:anchorId="2D923A26" id="矩形 3" o:spid="_x0000_s1026" alt="图像预览" style="width:24pt;height:24pt;visibility:visible;mso-wrap-style:square;mso-left-percent:-10001;mso-top-percent:-10001;mso-position-horizontal:absolute;mso-position-horizontal-relative:char;mso-position-vertical:absolute;mso-position-vertical-relative:line;mso-left-percent:-10001;mso-top-percent:-10001;v-text-anchor:top" o:gfxdata="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" filled="f" stroked="f">
+                <o:lock v:ext="edit" aspectratio="t"/>
+                <w10:anchorlock/>
+              </v:rect>
+            </w:pict>
+          </mc:Fallback>
+        </mc:AlternateContent>
+      </w:r>
+    </w:p>
+    <w:p>
       <w:pPr>
         <w:rPr>
-          <w:rFonts w:hint="eastAsia"/>
+          <w:b/>
+          <w:bCs/>
         </w:rPr>
       </w:pPr>
-      <w:r>
-        <w:rPr>
-          <w:rFonts w:hint="eastAsia"/>
-        </w:rPr>
-        <w:t xml:space="preserve">Peak identified for </w:t>
-      </w:r>
-      <w:r>
-        <w:t>‘</w:t>
-      </w:r>
-      <w:r>
-        <w:rPr>
-          <w:rFonts w:hint="eastAsia"/>
-        </w:rPr>
-        <w:t>with time vortex</w:t>
-      </w:r>
-      <w:r>
-        <w:t>’</w:t>
-      </w:r>
-      <w:r>
-        <w:rPr>
-          <w:rFonts w:hint="eastAsia"/>
-        </w:rPr>
-        <w:t xml:space="preserve"> </w:t>
+    </w:p>
+    <w:p>
+      <w:pPr>
+        <w:rPr>
+          <w:b/>
+          <w:bCs/>
+        </w:rPr>
+      </w:pPr>
+    </w:p>
+    <w:p>
+      <w:pPr>
+        <w:rPr>
+          <w:b/>
+          <w:bCs/>
+        </w:rPr>
+      </w:pPr>
+    </w:p>
+    <w:p>
+      <w:pPr>
+        <w:rPr>
+          <w:b/>
+          <w:bCs/>
+        </w:rPr>
+      </w:pPr>
+    </w:p>
+    <w:p>
+      <w:pPr>
+        <w:rPr>
+          <w:b/>
+          <w:bCs/>
+        </w:rPr>
+      </w:pPr>
+    </w:p>
+    <w:p>
+      <w:pPr>
+        <w:rPr>
+          <w:b/>
+          <w:bCs/>
+        </w:rPr>
+      </w:pPr>
+    </w:p>
+    <w:p>
+      <w:pPr>
+        <w:rPr>
+          <w:b/>
+          <w:bCs/>
+        </w:rPr>
+      </w:pPr>
+      <w:r>
+        <w:rPr>
+          <w:b/>
+          <w:bCs/>
+          <w:noProof/>
+        </w:rPr>
+        <w:lastRenderedPageBreak/>
+        <w:drawing>
+          <wp:inline distT="0" distB="0" distL="0" distR="0" wp14:anchorId="434CB0AF" wp14:editId="6A813A5C">
+            <wp:extent cx="5249636" cy="3554101"/>
+            <wp:effectExtent l="0" t="0" r="8255" b="8255"/>
+            <wp:docPr id="877773282" name="图片 4"/>
+            <wp:cNvGraphicFramePr>
+              <a:graphicFrameLocks xmlns:a="http://schemas.openxmlformats.org/drawingml/2006/main" noChangeAspect="1"/>
+            </wp:cNvGraphicFramePr>
+            <a:graphic xmlns:a="http://schemas.openxmlformats.org/drawingml/2006/main">
+              <a:graphicData uri="http://schemas.openxmlformats.org/drawingml/2006/picture">
+                <pic:pic xmlns:pic="http://schemas.openxmlformats.org/drawingml/2006/picture">
+                  <pic:nvPicPr>
+                    <pic:cNvPr id="0" name="Picture 2"/>
+                    <pic:cNvPicPr>
+                      <a:picLocks noChangeAspect="1" noChangeArrowheads="1"/>
+                    </pic:cNvPicPr>
+                  </pic:nvPicPr>
+                  <pic:blipFill>
+                    <a:blip r:embed="rId15">
+                      <a:extLst>
+                        <a:ext uri="{28A0092B-C50C-407E-A947-70E740481C1C}">
+                          <a14:useLocalDpi xmlns:a14="http://schemas.microsoft.com/office/drawing/2010/main" val="0"/>
+                        </a:ext>
+                      </a:extLst>
+                    </a:blip>
+                    <a:srcRect/>
+                    <a:stretch>
+                      <a:fillRect/>
+                    </a:stretch>
+                  </pic:blipFill>
+                  <pic:spPr bwMode="auto">
+                    <a:xfrm>
+                      <a:off x="0" y="0"/>
+                      <a:ext cx="5263556" cy="3563525"/>
+                    </a:xfrm>
+                    <a:prstGeom prst="rect">
+                      <a:avLst/>
+                    </a:prstGeom>
+                    <a:noFill/>
+                  </pic:spPr>
+                </pic:pic>
+              </a:graphicData>
+            </a:graphic>
+          </wp:inline>
+        </w:drawing>
+      </w:r>
+    </w:p>
+    <w:p>
+      <w:r>
+        <w:t xml:space="preserve">All same conditions, but </w:t>
       </w:r>
       <w:proofErr w:type="spellStart"/>
       <w:r>
-        <w:rPr>
-          <w:rFonts w:hint="eastAsia"/>
-        </w:rPr>
         <w:t>T_dis</w:t>
       </w:r>
       <w:proofErr w:type="spellEnd"/>
       <w:r>
-        <w:rPr>
-          <w:rFonts w:hint="eastAsia"/>
-        </w:rPr>
-        <w:t xml:space="preserve"> = 60</w:t>
+        <w:t xml:space="preserve"> = 70? </w:t>
+      </w:r>
+    </w:p>
+    <w:p>
+      <w:r>
+        <w:t xml:space="preserve">Here is the strange point: For </w:t>
+      </w:r>
+      <w:proofErr w:type="spellStart"/>
+      <w:r>
+        <w:t>T_dis</w:t>
+      </w:r>
+      <w:proofErr w:type="spellEnd"/>
+      <w:r>
+        <w:t xml:space="preserve"> = 50, [second peak] is smaller; For </w:t>
+      </w:r>
+      <w:proofErr w:type="spellStart"/>
+      <w:r>
+        <w:t>T_dis</w:t>
+      </w:r>
+      <w:proofErr w:type="spellEnd"/>
+      <w:r>
+        <w:t xml:space="preserve"> = </w:t>
+      </w:r>
+      <w:proofErr w:type="gramStart"/>
+      <w:r>
+        <w:t>60,  [</w:t>
+      </w:r>
+      <w:proofErr w:type="gramEnd"/>
+      <w:r>
+        <w:t xml:space="preserve">second peak] is larger and I thought it is because </w:t>
+      </w:r>
+      <w:proofErr w:type="spellStart"/>
+      <w:r>
+        <w:t>T_dis</w:t>
+      </w:r>
+      <w:proofErr w:type="spellEnd"/>
+      <w:r>
+        <w:t xml:space="preserve"> has increased. But now for </w:t>
+      </w:r>
+      <w:proofErr w:type="spellStart"/>
+      <w:r>
+        <w:t>T_dis</w:t>
+      </w:r>
+      <w:proofErr w:type="spellEnd"/>
+      <w:r>
+        <w:t xml:space="preserve"> = 70, the peak looks shorter than 60, let’s compare it with </w:t>
+      </w:r>
+      <w:proofErr w:type="spellStart"/>
+      <w:r>
+        <w:t>T_dis</w:t>
+      </w:r>
+      <w:proofErr w:type="spellEnd"/>
+      <w:r>
+        <w:t xml:space="preserve"> = 50 at below: (second peak got even smaller, bulk LOS didn’t change </w:t>
+      </w:r>
+      <w:proofErr w:type="gramStart"/>
+      <w:r>
+        <w:t>much(</w:t>
+      </w:r>
+      <w:proofErr w:type="gramEnd"/>
+      <w:r>
+        <w:t xml:space="preserve">maybe slightly dropped) </w:t>
       </w:r>
     </w:p>
     <w:p>
@@ -1082,7 +1386,56 @@
         <w:rPr>
           <w:noProof/>
         </w:rPr>
-        <w:lastRenderedPageBreak/>
+        <w:drawing>
+          <wp:inline distT="0" distB="0" distL="0" distR="0" wp14:anchorId="0FC08F12" wp14:editId="693D4FDF">
+            <wp:extent cx="5003174" cy="3606349"/>
+            <wp:effectExtent l="0" t="0" r="6985" b="0"/>
+            <wp:docPr id="2066812363" name="图片 1"/>
+            <wp:cNvGraphicFramePr>
+              <a:graphicFrameLocks xmlns:a="http://schemas.openxmlformats.org/drawingml/2006/main" noChangeAspect="1"/>
+            </wp:cNvGraphicFramePr>
+            <a:graphic xmlns:a="http://schemas.openxmlformats.org/drawingml/2006/main">
+              <a:graphicData uri="http://schemas.openxmlformats.org/drawingml/2006/picture">
+                <pic:pic xmlns:pic="http://schemas.openxmlformats.org/drawingml/2006/picture">
+                  <pic:nvPicPr>
+                    <pic:cNvPr id="1355150687" name=""/>
+                    <pic:cNvPicPr/>
+                  </pic:nvPicPr>
+                  <pic:blipFill>
+                    <a:blip r:embed="rId13"/>
+                    <a:stretch>
+                      <a:fillRect/>
+                    </a:stretch>
+                  </pic:blipFill>
+                  <pic:spPr>
+                    <a:xfrm>
+                      <a:off x="0" y="0"/>
+                      <a:ext cx="5003174" cy="3606349"/>
+                    </a:xfrm>
+                    <a:prstGeom prst="rect">
+                      <a:avLst/>
+                    </a:prstGeom>
+                  </pic:spPr>
+                </pic:pic>
+              </a:graphicData>
+            </a:graphic>
+          </wp:inline>
+        </w:drawing>
+      </w:r>
+    </w:p>
+    <w:p>
+      <w:pPr>
+        <w:rPr>
+          <w:b/>
+          <w:bCs/>
+        </w:rPr>
+      </w:pPr>
+    </w:p>
+    <w:p>
+      <w:r>
+        <w:rPr>
+          <w:noProof/>
+        </w:rPr>
         <w:drawing>
           <wp:inline distT="0" distB="0" distL="0" distR="0" wp14:anchorId="6BC8CA65" wp14:editId="6D861D24">
             <wp:extent cx="5274310" cy="3412490"/>
@@ -1099,7 +1452,7 @@
                     <pic:cNvPicPr/>
                   </pic:nvPicPr>
                   <pic:blipFill>
-                    <a:blip r:embed="rId13"/>
+                    <a:blip r:embed="rId16"/>
                     <a:stretch>
                       <a:fillRect/>
                     </a:stretch>
@@ -1198,7 +1551,7 @@
                     <pic:cNvPicPr/>
                   </pic:nvPicPr>
                   <pic:blipFill>
-                    <a:blip r:embed="rId14"/>
+                    <a:blip r:embed="rId17"/>
                     <a:stretch>
                       <a:fillRect/>
                     </a:stretch>
@@ -1220,53 +1573,481 @@
       </w:r>
     </w:p>
     <w:p>
+      <w:r>
+        <w:t>N</w:t>
+      </w:r>
+      <w:r>
+        <w:rPr>
+          <w:rFonts w:hint="eastAsia"/>
+        </w:rPr>
+        <w:t xml:space="preserve">o vortex T dis = </w:t>
+      </w:r>
+      <w:proofErr w:type="gramStart"/>
+      <w:r>
+        <w:rPr>
+          <w:rFonts w:hint="eastAsia"/>
+        </w:rPr>
+        <w:t>60</w:t>
+      </w:r>
+      <w:r>
+        <w:rPr>
+          <w:rFonts w:hint="eastAsia"/>
+        </w:rPr>
+        <w:t xml:space="preserve">  (</w:t>
+      </w:r>
+      <w:proofErr w:type="gramEnd"/>
+      <w:r>
+        <w:rPr>
+          <w:rFonts w:hint="eastAsia"/>
+        </w:rPr>
+        <w:t xml:space="preserve">You can see this is not symmetrical and the bulk Rho are messy and floating </w:t>
+      </w:r>
+      <w:proofErr w:type="gramStart"/>
+      <w:r>
+        <w:rPr>
+          <w:rFonts w:hint="eastAsia"/>
+        </w:rPr>
+        <w:t>between(</w:t>
+      </w:r>
+      <w:proofErr w:type="gramEnd"/>
+      <w:r>
+        <w:rPr>
+          <w:rFonts w:hint="eastAsia"/>
+        </w:rPr>
+        <w:t xml:space="preserve">left higher, right lower, or inverse) </w:t>
+      </w:r>
+    </w:p>
+    <w:p/>
+    <w:p/>
+    <w:p>
+      <w:r>
+        <w:t xml:space="preserve">What is running on my pc now: still 8x8, still T =60, but y_0 = Ny/2 instead of (Ny+1)/2 </w:t>
+      </w:r>
+      <w:r>
+        <w:t>–</w:t>
+      </w:r>
+      <w:r>
+        <w:t xml:space="preserve"> -- --</w:t>
+      </w:r>
+      <w:r>
+        <w:t xml:space="preserve"> results below: most likely the ‘second peak’ is higher is because the choice of y_0</w:t>
+      </w:r>
+      <w:r>
+        <w:t>; When y_0 = Ny/2, the second peak is always lying at above 0.4</w:t>
+      </w:r>
+    </w:p>
+    <w:p/>
+    <w:p>
+      <w:r>
+        <w:rPr>
+          <w:noProof/>
+        </w:rPr>
+        <w:drawing>
+          <wp:inline distT="0" distB="0" distL="0" distR="0" wp14:anchorId="0F373ED2" wp14:editId="5571B97B">
+            <wp:extent cx="5079365" cy="3606349"/>
+            <wp:effectExtent l="0" t="0" r="6985" b="0"/>
+            <wp:docPr id="1437532119" name="图片 1"/>
+            <wp:cNvGraphicFramePr>
+              <a:graphicFrameLocks xmlns:a="http://schemas.openxmlformats.org/drawingml/2006/main" noChangeAspect="1"/>
+            </wp:cNvGraphicFramePr>
+            <a:graphic xmlns:a="http://schemas.openxmlformats.org/drawingml/2006/main">
+              <a:graphicData uri="http://schemas.openxmlformats.org/drawingml/2006/picture">
+                <pic:pic xmlns:pic="http://schemas.openxmlformats.org/drawingml/2006/picture">
+                  <pic:nvPicPr>
+                    <pic:cNvPr id="1437532119" name=""/>
+                    <pic:cNvPicPr/>
+                  </pic:nvPicPr>
+                  <pic:blipFill>
+                    <a:blip r:embed="rId17"/>
+                    <a:stretch>
+                      <a:fillRect/>
+                    </a:stretch>
+                  </pic:blipFill>
+                  <pic:spPr>
+                    <a:xfrm>
+                      <a:off x="0" y="0"/>
+                      <a:ext cx="5079365" cy="3606349"/>
+                    </a:xfrm>
+                    <a:prstGeom prst="rect">
+                      <a:avLst/>
+                    </a:prstGeom>
+                  </pic:spPr>
+                </pic:pic>
+              </a:graphicData>
+            </a:graphic>
+          </wp:inline>
+        </w:drawing>
+      </w:r>
+    </w:p>
+    <w:p>
+      <w:r>
+        <w:rPr>
+          <w:noProof/>
+        </w:rPr>
+        <w:lastRenderedPageBreak/>
+        <w:drawing>
+          <wp:inline distT="0" distB="0" distL="0" distR="0" wp14:anchorId="54DD6F3C" wp14:editId="4E012EFB">
+            <wp:extent cx="4926984" cy="3606349"/>
+            <wp:effectExtent l="0" t="0" r="6985" b="0"/>
+            <wp:docPr id="782892351" name="图片 1"/>
+            <wp:cNvGraphicFramePr>
+              <a:graphicFrameLocks xmlns:a="http://schemas.openxmlformats.org/drawingml/2006/main" noChangeAspect="1"/>
+            </wp:cNvGraphicFramePr>
+            <a:graphic xmlns:a="http://schemas.openxmlformats.org/drawingml/2006/main">
+              <a:graphicData uri="http://schemas.openxmlformats.org/drawingml/2006/picture">
+                <pic:pic xmlns:pic="http://schemas.openxmlformats.org/drawingml/2006/picture">
+                  <pic:nvPicPr>
+                    <pic:cNvPr id="782892351" name=""/>
+                    <pic:cNvPicPr/>
+                  </pic:nvPicPr>
+                  <pic:blipFill>
+                    <a:blip r:embed="rId18"/>
+                    <a:stretch>
+                      <a:fillRect/>
+                    </a:stretch>
+                  </pic:blipFill>
+                  <pic:spPr>
+                    <a:xfrm>
+                      <a:off x="0" y="0"/>
+                      <a:ext cx="4926984" cy="3606349"/>
+                    </a:xfrm>
+                    <a:prstGeom prst="rect">
+                      <a:avLst/>
+                    </a:prstGeom>
+                  </pic:spPr>
+                </pic:pic>
+              </a:graphicData>
+            </a:graphic>
+          </wp:inline>
+        </w:drawing>
+      </w:r>
+    </w:p>
+    <w:p>
+      <w:r>
+        <w:t xml:space="preserve">With and without t </w:t>
+      </w:r>
+      <w:proofErr w:type="spellStart"/>
+      <w:r>
+        <w:t>vor</w:t>
+      </w:r>
+      <w:proofErr w:type="spellEnd"/>
+    </w:p>
+    <w:p>
+      <w:r>
+        <w:rPr>
+          <w:noProof/>
+        </w:rPr>
+        <w:drawing>
+          <wp:inline distT="0" distB="0" distL="0" distR="0" wp14:anchorId="30DFFE4C" wp14:editId="2F175278">
+            <wp:extent cx="5274310" cy="3956050"/>
+            <wp:effectExtent l="0" t="0" r="2540" b="6350"/>
+            <wp:docPr id="2029191042" name="图片 2"/>
+            <wp:cNvGraphicFramePr>
+              <a:graphicFrameLocks xmlns:a="http://schemas.openxmlformats.org/drawingml/2006/main" noChangeAspect="1"/>
+            </wp:cNvGraphicFramePr>
+            <a:graphic xmlns:a="http://schemas.openxmlformats.org/drawingml/2006/main">
+              <a:graphicData uri="http://schemas.openxmlformats.org/drawingml/2006/picture">
+                <pic:pic xmlns:pic="http://schemas.openxmlformats.org/drawingml/2006/picture">
+                  <pic:nvPicPr>
+                    <pic:cNvPr id="0" name="Picture 6"/>
+                    <pic:cNvPicPr>
+                      <a:picLocks noChangeAspect="1" noChangeArrowheads="1"/>
+                    </pic:cNvPicPr>
+                  </pic:nvPicPr>
+                  <pic:blipFill>
+                    <a:blip r:embed="rId19">
+                      <a:extLst>
+                        <a:ext uri="{28A0092B-C50C-407E-A947-70E740481C1C}">
+                          <a14:useLocalDpi xmlns:a14="http://schemas.microsoft.com/office/drawing/2010/main" val="0"/>
+                        </a:ext>
+                      </a:extLst>
+                    </a:blip>
+                    <a:srcRect/>
+                    <a:stretch>
+                      <a:fillRect/>
+                    </a:stretch>
+                  </pic:blipFill>
+                  <pic:spPr bwMode="auto">
+                    <a:xfrm>
+                      <a:off x="0" y="0"/>
+                      <a:ext cx="5274310" cy="3956050"/>
+                    </a:xfrm>
+                    <a:prstGeom prst="rect">
+                      <a:avLst/>
+                    </a:prstGeom>
+                    <a:noFill/>
+                    <a:ln>
+                      <a:noFill/>
+                    </a:ln>
+                  </pic:spPr>
+                </pic:pic>
+              </a:graphicData>
+            </a:graphic>
+          </wp:inline>
+        </w:drawing>
+      </w:r>
+    </w:p>
+    <w:p/>
+    <w:p>
+      <w:r>
+        <w:lastRenderedPageBreak/>
+        <w:t xml:space="preserve">(Above) </w:t>
+      </w:r>
+      <w:r>
+        <w:t xml:space="preserve">This is for 10x10, </w:t>
+      </w:r>
+      <w:proofErr w:type="spellStart"/>
+      <w:r>
+        <w:t>T_dis</w:t>
+      </w:r>
+      <w:proofErr w:type="spellEnd"/>
+      <w:r>
+        <w:t xml:space="preserve"> = 65, y+0 = (Ny +</w:t>
+      </w:r>
+      <w:proofErr w:type="gramStart"/>
+      <w:r>
+        <w:t>1 )</w:t>
+      </w:r>
+      <w:proofErr w:type="gramEnd"/>
+      <w:r>
+        <w:t xml:space="preserve">/2 – so most likely this graph’s second peak is higher is because </w:t>
+      </w:r>
+      <w:proofErr w:type="spellStart"/>
+      <w:r>
+        <w:t>T_dis</w:t>
+      </w:r>
+      <w:proofErr w:type="spellEnd"/>
+      <w:r>
+        <w:t xml:space="preserve"> is high? Seems of this peak, the height is larger if both </w:t>
+      </w:r>
+      <w:proofErr w:type="spellStart"/>
+      <w:r>
+        <w:t>T_dis</w:t>
+      </w:r>
+      <w:proofErr w:type="spellEnd"/>
+      <w:r>
+        <w:t xml:space="preserve"> and grids number larger. </w:t>
+      </w:r>
+    </w:p>
+    <w:p>
+      <w:r>
+        <w:t xml:space="preserve">A guess: even when we locate the y_0 to be (Ny +1)/2, could it still </w:t>
+      </w:r>
+      <w:proofErr w:type="gramStart"/>
+      <w:r>
+        <w:t>-  second</w:t>
+      </w:r>
+      <w:proofErr w:type="gramEnd"/>
+      <w:r>
+        <w:t xml:space="preserve"> peak is because of the </w:t>
+      </w:r>
+      <w:proofErr w:type="spellStart"/>
+      <w:r>
+        <w:t>mislocation</w:t>
+      </w:r>
+      <w:proofErr w:type="spellEnd"/>
+      <w:r>
+        <w:t xml:space="preserve"> of the vortex core? </w:t>
+      </w:r>
+    </w:p>
+    <w:p>
+      <w:r>
+        <w:t>What you can try: locate the time vortex exactly at one site (is it doable? Or it can only locate at middle point of bonds?</w:t>
+      </w:r>
+      <w:proofErr w:type="gramStart"/>
+      <w:r>
+        <w:t>) ;</w:t>
+      </w:r>
+      <w:proofErr w:type="gramEnd"/>
+      <w:r>
+        <w:t xml:space="preserve"> </w:t>
+      </w:r>
+      <w:r>
+        <w:t xml:space="preserve">print the Rho of exactly that site </w:t>
+      </w:r>
+    </w:p>
+    <w:p>
+      <w:r>
+        <w:t xml:space="preserve">                                     Alternatively, try: r_0 = 4,4; print: Rho of (4, 4, 1); (4, 4, 2) </w:t>
+      </w:r>
+    </w:p>
+    <w:p/>
+    <w:p>
+      <w:r>
+        <w:t xml:space="preserve">Running on </w:t>
+      </w:r>
+      <w:proofErr w:type="spellStart"/>
+      <w:r>
+        <w:t>mimi’s</w:t>
+      </w:r>
+      <w:proofErr w:type="spellEnd"/>
+      <w:r>
+        <w:t xml:space="preserve"> pc: 10x10, T = 50, y_0 = Ny/2 say if the mode before pi would be lower when T dis is lower, or it is more likely to be cause by y_0 should be </w:t>
+      </w:r>
+      <w:proofErr w:type="spellStart"/>
+      <w:r>
+        <w:t>N_y</w:t>
+      </w:r>
+      <w:proofErr w:type="spellEnd"/>
+      <w:r>
+        <w:t xml:space="preserve"> +1 .0.5</w:t>
+      </w:r>
+    </w:p>
+    <w:p/>
+    <w:p>
       <w:pPr>
         <w:rPr>
           <w:rFonts w:hint="eastAsia"/>
         </w:rPr>
       </w:pPr>
       <w:r>
-        <w:t>N</w:t>
-      </w:r>
-      <w:r>
-        <w:rPr>
-          <w:rFonts w:hint="eastAsia"/>
-        </w:rPr>
-        <w:t xml:space="preserve">o vortex T dis = </w:t>
-      </w:r>
-      <w:proofErr w:type="gramStart"/>
-      <w:r>
-        <w:rPr>
-          <w:rFonts w:hint="eastAsia"/>
-        </w:rPr>
-        <w:t>60</w:t>
-      </w:r>
-      <w:r>
-        <w:rPr>
-          <w:rFonts w:hint="eastAsia"/>
-        </w:rPr>
-        <w:t xml:space="preserve">  (</w:t>
-      </w:r>
-      <w:proofErr w:type="gramEnd"/>
-      <w:r>
-        <w:rPr>
-          <w:rFonts w:hint="eastAsia"/>
-        </w:rPr>
-        <w:t xml:space="preserve">You can see this is not symmetrical and the bulk Rho are messy and floating </w:t>
-      </w:r>
-      <w:proofErr w:type="gramStart"/>
-      <w:r>
-        <w:rPr>
-          <w:rFonts w:hint="eastAsia"/>
-        </w:rPr>
-        <w:t>between(</w:t>
-      </w:r>
-      <w:proofErr w:type="gramEnd"/>
-      <w:r>
-        <w:rPr>
-          <w:rFonts w:hint="eastAsia"/>
-        </w:rPr>
-        <w:t xml:space="preserve">left higher, right lower, or inverse) </w:t>
+        <w:rPr>
+          <w:rFonts w:hint="eastAsia"/>
+        </w:rPr>
+        <w:t xml:space="preserve">Another run of </w:t>
+      </w:r>
+      <w:proofErr w:type="spellStart"/>
+      <w:r>
+        <w:rPr>
+          <w:rFonts w:hint="eastAsia"/>
+        </w:rPr>
+        <w:t>T_dis</w:t>
+      </w:r>
+      <w:proofErr w:type="spellEnd"/>
+      <w:r>
+        <w:rPr>
+          <w:rFonts w:hint="eastAsia"/>
+        </w:rPr>
+        <w:t xml:space="preserve"> = 60, 8x8 unit cells, y = (Ny + 1)/2, with vortex </w:t>
+      </w:r>
+    </w:p>
+    <w:p>
+      <w:r>
+        <w:rPr>
+          <w:noProof/>
+        </w:rPr>
+        <w:drawing>
+          <wp:inline distT="0" distB="0" distL="0" distR="0" wp14:anchorId="23A7FC4F" wp14:editId="7E8735B7">
+            <wp:extent cx="5003174" cy="3606349"/>
+            <wp:effectExtent l="0" t="0" r="6985" b="0"/>
+            <wp:docPr id="506197658" name="图片 1"/>
+            <wp:cNvGraphicFramePr>
+              <a:graphicFrameLocks xmlns:a="http://schemas.openxmlformats.org/drawingml/2006/main" noChangeAspect="1"/>
+            </wp:cNvGraphicFramePr>
+            <a:graphic xmlns:a="http://schemas.openxmlformats.org/drawingml/2006/main">
+              <a:graphicData uri="http://schemas.openxmlformats.org/drawingml/2006/picture">
+                <pic:pic xmlns:pic="http://schemas.openxmlformats.org/drawingml/2006/picture">
+                  <pic:nvPicPr>
+                    <pic:cNvPr id="506197658" name=""/>
+                    <pic:cNvPicPr/>
+                  </pic:nvPicPr>
+                  <pic:blipFill>
+                    <a:blip r:embed="rId14"/>
+                    <a:stretch>
+                      <a:fillRect/>
+                    </a:stretch>
+                  </pic:blipFill>
+                  <pic:spPr>
+                    <a:xfrm>
+                      <a:off x="0" y="0"/>
+                      <a:ext cx="5003174" cy="3606349"/>
+                    </a:xfrm>
+                    <a:prstGeom prst="rect">
+                      <a:avLst/>
+                    </a:prstGeom>
+                  </pic:spPr>
+                </pic:pic>
+              </a:graphicData>
+            </a:graphic>
+          </wp:inline>
+        </w:drawing>
+      </w:r>
+    </w:p>
+    <w:p>
+      <w:r>
+        <w:rPr>
+          <w:rFonts w:hint="eastAsia"/>
+        </w:rPr>
+        <w:t xml:space="preserve">File name: </w:t>
+      </w:r>
+    </w:p>
+    <w:p>
+      <w:r>
+        <w:t>“</w:t>
+      </w:r>
+      <w:r>
+        <w:t>ESTM_WITH_AND_WITHOUTVOR_4a_MIMI</w:t>
+      </w:r>
+      <w:r>
+        <w:t>”</w:t>
+      </w:r>
+      <w:r>
+        <w:rPr>
+          <w:rFonts w:hint="eastAsia"/>
+        </w:rPr>
+        <w:t xml:space="preserve"> </w:t>
+      </w:r>
+    </w:p>
+    <w:p>
+      <w:r>
+        <w:rPr>
+          <w:rFonts w:hint="eastAsia"/>
+        </w:rPr>
+        <w:t>Nicer plot</w:t>
+      </w:r>
+      <w:r>
+        <w:rPr>
+          <w:rFonts w:hint="eastAsia"/>
+        </w:rPr>
+        <w:t>：</w:t>
+      </w:r>
+    </w:p>
+    <w:p>
+      <w:pPr>
+        <w:rPr>
+          <w:rFonts w:hint="eastAsia"/>
+        </w:rPr>
+      </w:pPr>
+      <w:r>
+        <w:rPr>
+          <w:noProof/>
+        </w:rPr>
+        <w:lastRenderedPageBreak/>
+        <w:drawing>
+          <wp:inline distT="0" distB="0" distL="0" distR="0" wp14:anchorId="584CEECC" wp14:editId="6EFCD607">
+            <wp:extent cx="5274310" cy="3357880"/>
+            <wp:effectExtent l="0" t="0" r="2540" b="0"/>
+            <wp:docPr id="608920665" name="图片 1"/>
+            <wp:cNvGraphicFramePr>
+              <a:graphicFrameLocks xmlns:a="http://schemas.openxmlformats.org/drawingml/2006/main" noChangeAspect="1"/>
+            </wp:cNvGraphicFramePr>
+            <a:graphic xmlns:a="http://schemas.openxmlformats.org/drawingml/2006/main">
+              <a:graphicData uri="http://schemas.openxmlformats.org/drawingml/2006/picture">
+                <pic:pic xmlns:pic="http://schemas.openxmlformats.org/drawingml/2006/picture">
+                  <pic:nvPicPr>
+                    <pic:cNvPr id="608920665" name=""/>
+                    <pic:cNvPicPr/>
+                  </pic:nvPicPr>
+                  <pic:blipFill>
+                    <a:blip r:embed="rId20"/>
+                    <a:stretch>
+                      <a:fillRect/>
+                    </a:stretch>
+                  </pic:blipFill>
+                  <pic:spPr>
+                    <a:xfrm>
+                      <a:off x="0" y="0"/>
+                      <a:ext cx="5274310" cy="3357880"/>
+                    </a:xfrm>
+                    <a:prstGeom prst="rect">
+                      <a:avLst/>
+                    </a:prstGeom>
+                  </pic:spPr>
+                </pic:pic>
+              </a:graphicData>
+            </a:graphic>
+          </wp:inline>
+        </w:drawing>
       </w:r>
     </w:p>
     <w:sectPr>
@@ -1277,6 +2058,56 @@
     </w:sectPr>
   </w:body>
 </w:document>
+</file>
+
+<file path=word/endnotes.xml><?xml version="1.0" encoding="utf-8"?>
+<w:endnotes xmlns:wpc="http://schemas.microsoft.com/office/word/2010/wordprocessingCanvas" xmlns:cx="http://schemas.microsoft.com/office/drawing/2014/chartex" xmlns:cx1="http://schemas.microsoft.com/office/drawing/2015/9/8/chartex" xmlns:cx2="http://schemas.microsoft.com/office/drawing/2015/10/21/chartex" xmlns:cx3="http://schemas.microsoft.com/office/drawing/2016/5/9/chartex" xmlns:cx4="http://schemas.microsoft.com/office/drawing/2016/5/10/chartex" xmlns:cx5="http://schemas.microsoft.com/office/drawing/2016/5/11/chartex" xmlns:cx6="http://schemas.microsoft.com/office/drawing/2016/5/12/chartex" xmlns:cx7="http://schemas.microsoft.com/office/drawing/2016/5/13/chartex" xmlns:cx8="http://schemas.microsoft.com/office/drawing/2016/5/14/chartex" xmlns:mc="http://schemas.openxmlformats.org/markup-compatibility/2006" xmlns:aink="http://schemas.microsoft.com/office/drawing/2016/ink" xmlns:am3d="http://schemas.microsoft.com/office/drawing/2017/model3d" xmlns:o="urn:schemas-microsoft-com:office:office" xmlns:oel="http://schemas.microsoft.com/office/2019/extlst" xmlns:r="http://schemas.openxmlformats.org/officeDocument/2006/relationships" xmlns:m="http://schemas.openxmlformats.org/officeDocument/2006/math" xmlns:v="urn:schemas-microsoft-com:vml" xmlns:wp14="http://schemas.microsoft.com/office/word/2010/wordprocessingDrawing" xmlns:wp="http://schemas.openxmlformats.org/drawingml/2006/wordprocessingDrawing" xmlns:w10="urn:schemas-microsoft-com:office:word" xmlns:w="http://schemas.openxmlformats.org/wordprocessingml/2006/main" xmlns:w14="http://schemas.microsoft.com/office/word/2010/wordml" xmlns:w15="http://schemas.microsoft.com/office/word/2012/wordml" xmlns:w16cex="http://schemas.microsoft.com/office/word/2018/wordml/cex" xmlns:w16cid="http://schemas.microsoft.com/office/word/2016/wordml/cid" xmlns:w16="http://schemas.microsoft.com/office/word/2018/wordml" xmlns:w16du="http://schemas.microsoft.com/office/word/2023/wordml/word16du" xmlns:w16sdtdh="http://schemas.microsoft.com/office/word/2020/wordml/sdtdatahash" xmlns:w16sdtfl="http://schemas.microsoft.com/office/word/2024/wordml/sdtformatlock" xmlns:w16se="http://schemas.microsoft.com/office/word/2015/wordml/symex" xmlns:wpg="http://schemas.microsoft.com/office/word/2010/wordprocessingGroup" xmlns:wpi="http://schemas.microsoft.com/office/word/2010/wordprocessingInk" xmlns:wne="http://schemas.microsoft.com/office/word/2006/wordml" xmlns:wps="http://schemas.microsoft.com/office/word/2010/wordprocessingShape" mc:Ignorable="w14 w15 w16se w16cid w16 w16cex w16sdtdh w16sdtfl w16du wp14">
+  <w:endnote w:type="separator" w:id="-1">
+    <w:p>
+      <w:pPr>
+        <w:spacing w:after="0" w:line="240" w:lineRule="auto"/>
+      </w:pPr>
+      <w:r>
+        <w:separator/>
+      </w:r>
+    </w:p>
+  </w:endnote>
+  <w:endnote w:type="continuationSeparator" w:id="0">
+    <w:p>
+      <w:pPr>
+        <w:spacing w:after="0" w:line="240" w:lineRule="auto"/>
+      </w:pPr>
+      <w:r>
+        <w:continuationSeparator/>
+      </w:r>
+    </w:p>
+  </w:endnote>
+</w:endnotes>
+</file>
+
+<file path=word/footnotes.xml><?xml version="1.0" encoding="utf-8"?>
+<w:footnotes xmlns:wpc="http://schemas.microsoft.com/office/word/2010/wordprocessingCanvas" xmlns:cx="http://schemas.microsoft.com/office/drawing/2014/chartex" xmlns:cx1="http://schemas.microsoft.com/office/drawing/2015/9/8/chartex" xmlns:cx2="http://schemas.microsoft.com/office/drawing/2015/10/21/chartex" xmlns:cx3="http://schemas.microsoft.com/office/drawing/2016/5/9/chartex" xmlns:cx4="http://schemas.microsoft.com/office/drawing/2016/5/10/chartex" xmlns:cx5="http://schemas.microsoft.com/office/drawing/2016/5/11/chartex" xmlns:cx6="http://schemas.microsoft.com/office/drawing/2016/5/12/chartex" xmlns:cx7="http://schemas.microsoft.com/office/drawing/2016/5/13/chartex" xmlns:cx8="http://schemas.microsoft.com/office/drawing/2016/5/14/chartex" xmlns:mc="http://schemas.openxmlformats.org/markup-compatibility/2006" xmlns:aink="http://schemas.microsoft.com/office/drawing/2016/ink" xmlns:am3d="http://schemas.microsoft.com/office/drawing/2017/model3d" xmlns:o="urn:schemas-microsoft-com:office:office" xmlns:oel="http://schemas.microsoft.com/office/2019/extlst" xmlns:r="http://schemas.openxmlformats.org/officeDocument/2006/relationships" xmlns:m="http://schemas.openxmlformats.org/officeDocument/2006/math" xmlns:v="urn:schemas-microsoft-com:vml" xmlns:wp14="http://schemas.microsoft.com/office/word/2010/wordprocessingDrawing" xmlns:wp="http://schemas.openxmlformats.org/drawingml/2006/wordprocessingDrawing" xmlns:w10="urn:schemas-microsoft-com:office:word" xmlns:w="http://schemas.openxmlformats.org/wordprocessingml/2006/main" xmlns:w14="http://schemas.microsoft.com/office/word/2010/wordml" xmlns:w15="http://schemas.microsoft.com/office/word/2012/wordml" xmlns:w16cex="http://schemas.microsoft.com/office/word/2018/wordml/cex" xmlns:w16cid="http://schemas.microsoft.com/office/word/2016/wordml/cid" xmlns:w16="http://schemas.microsoft.com/office/word/2018/wordml" xmlns:w16du="http://schemas.microsoft.com/office/word/2023/wordml/word16du" xmlns:w16sdtdh="http://schemas.microsoft.com/office/word/2020/wordml/sdtdatahash" xmlns:w16sdtfl="http://schemas.microsoft.com/office/word/2024/wordml/sdtformatlock" xmlns:w16se="http://schemas.microsoft.com/office/word/2015/wordml/symex" xmlns:wpg="http://schemas.microsoft.com/office/word/2010/wordprocessingGroup" xmlns:wpi="http://schemas.microsoft.com/office/word/2010/wordprocessingInk" xmlns:wne="http://schemas.microsoft.com/office/word/2006/wordml" xmlns:wps="http://schemas.microsoft.com/office/word/2010/wordprocessingShape" mc:Ignorable="w14 w15 w16se w16cid w16 w16cex w16sdtdh w16sdtfl w16du wp14">
+  <w:footnote w:type="separator" w:id="-1">
+    <w:p>
+      <w:pPr>
+        <w:spacing w:after="0" w:line="240" w:lineRule="auto"/>
+      </w:pPr>
+      <w:r>
+        <w:separator/>
+      </w:r>
+    </w:p>
+  </w:footnote>
+  <w:footnote w:type="continuationSeparator" w:id="0">
+    <w:p>
+      <w:pPr>
+        <w:spacing w:after="0" w:line="240" w:lineRule="auto"/>
+      </w:pPr>
+      <w:r>
+        <w:continuationSeparator/>
+      </w:r>
+    </w:p>
+  </w:footnote>
+</w:footnotes>
 </file>
 
 <file path=word/styles.xml><?xml version="1.0" encoding="utf-8"?>
@@ -2196,6 +3027,50 @@
       <w:spacing w:val="5"/>
     </w:rPr>
   </w:style>
+  <w:style w:type="paragraph" w:styleId="ae">
+    <w:name w:val="header"/>
+    <w:basedOn w:val="a"/>
+    <w:link w:val="af"/>
+    <w:uiPriority w:val="99"/>
+    <w:unhideWhenUsed/>
+    <w:rsid w:val="00600DC6"/>
+    <w:pPr>
+      <w:tabs>
+        <w:tab w:val="center" w:pos="4153"/>
+        <w:tab w:val="right" w:pos="8306"/>
+      </w:tabs>
+      <w:spacing w:after="0" w:line="240" w:lineRule="auto"/>
+    </w:pPr>
+  </w:style>
+  <w:style w:type="character" w:customStyle="1" w:styleId="af">
+    <w:name w:val="页眉 字符"/>
+    <w:basedOn w:val="a0"/>
+    <w:link w:val="ae"/>
+    <w:uiPriority w:val="99"/>
+    <w:rsid w:val="00600DC6"/>
+  </w:style>
+  <w:style w:type="paragraph" w:styleId="af0">
+    <w:name w:val="footer"/>
+    <w:basedOn w:val="a"/>
+    <w:link w:val="af1"/>
+    <w:uiPriority w:val="99"/>
+    <w:unhideWhenUsed/>
+    <w:rsid w:val="00600DC6"/>
+    <w:pPr>
+      <w:tabs>
+        <w:tab w:val="center" w:pos="4153"/>
+        <w:tab w:val="right" w:pos="8306"/>
+      </w:tabs>
+      <w:spacing w:after="0" w:line="240" w:lineRule="auto"/>
+    </w:pPr>
+  </w:style>
+  <w:style w:type="character" w:customStyle="1" w:styleId="af1">
+    <w:name w:val="页脚 字符"/>
+    <w:basedOn w:val="a0"/>
+    <w:link w:val="af0"/>
+    <w:uiPriority w:val="99"/>
+    <w:rsid w:val="00600DC6"/>
+  </w:style>
 </w:styles>
 </file>
 
